--- a/nl/docx/document-c.docx
+++ b/nl/docx/document-c.docx
@@ -7,7 +7,7 @@
         <w:spacing w:after="400"/>
         <w:jc w:val="center"/>
         <w:outlineLvl w:val="1"/>
-        <w:divId w:val="1091970823"/>
+        <w:divId w:val="1564022695"/>
         <w:rPr>
           <w:rFonts w:ascii="Aptos Display" w:eastAsia="Times New Roman" w:hAnsi="Aptos Display"/>
           <w:b/>
@@ -36,7 +36,7 @@
     <w:p>
       <w:pPr>
         <w:pStyle w:val="ondertitel2"/>
-        <w:divId w:val="1091970823"/>
+        <w:divId w:val="1564022695"/>
         <w:rPr>
           <w:lang w:val="nl-NL"/>
         </w:rPr>
@@ -51,7 +51,7 @@
     <w:p>
       <w:pPr>
         <w:pStyle w:val="documentaanduiding2"/>
-        <w:divId w:val="1091970823"/>
+        <w:divId w:val="1564022695"/>
         <w:rPr>
           <w:lang w:val="nl-NL"/>
         </w:rPr>
@@ -66,7 +66,7 @@
     <w:p>
       <w:pPr>
         <w:pStyle w:val="auteur2"/>
-        <w:divId w:val="1091970823"/>
+        <w:divId w:val="1564022695"/>
         <w:rPr>
           <w:lang w:val="nl-NL"/>
         </w:rPr>
@@ -82,7 +82,7 @@
       <w:pPr>
         <w:pStyle w:val="meta-lijn2"/>
         <w:ind w:left="800" w:right="800"/>
-        <w:divId w:val="1091970823"/>
+        <w:divId w:val="1564022695"/>
         <w:rPr>
           <w:lang w:val="nl-NL"/>
         </w:rPr>
@@ -91,7 +91,7 @@
         <w:rPr>
           <w:lang w:val="nl-NL"/>
         </w:rPr>
-        <w:t>Versie bijgewerkt: 26 oktober 2026, 15:36</w:t>
+        <w:t>Versie bijgewerkt: 27 oktober 2026, 09:49</w:t>
       </w:r>
       <w:r>
         <w:br w:type="page"/>
@@ -100,13 +100,13 @@
     <w:p>
       <w:pPr>
         <w:pStyle w:val="Kop2"/>
-        <w:divId w:val="1453982801"/>
+        <w:divId w:val="1903714064"/>
         <w:rPr>
           <w:rFonts w:eastAsia="Times New Roman"/>
           <w:lang w:val="nl-NL"/>
         </w:rPr>
       </w:pPr>
-      <w:bookmarkStart w:id="0" w:name="_Toc243922829"/>
+      <w:bookmarkStart w:id="0" w:name="_Toc243988410"/>
       <w:r>
         <w:rPr>
           <w:rFonts w:eastAsia="Times New Roman"/>
@@ -122,7 +122,7 @@
         <w:tabs>
           <w:tab w:val="right" w:leader="dot" w:pos="9062"/>
         </w:tabs>
-        <w:divId w:val="1453982801"/>
+        <w:divId w:val="1903714064"/>
         <w:rPr>
           <w:rFonts w:asciiTheme="minorHAnsi" w:hAnsiTheme="minorHAnsi" w:cstheme="minorBidi"/>
           <w:noProof/>
@@ -173,7 +173,7 @@
         <w:rPr>
           <w:noProof/>
         </w:rPr>
-        <w:instrText xml:space="preserve"> PAGEREF _Toc243922829 \h </w:instrText>
+        <w:instrText xml:space="preserve"> PAGEREF _Toc243988410 \h </w:instrText>
       </w:r>
       <w:r>
         <w:rPr>
@@ -205,7 +205,7 @@
         <w:tabs>
           <w:tab w:val="right" w:leader="dot" w:pos="9062"/>
         </w:tabs>
-        <w:divId w:val="1453982801"/>
+        <w:divId w:val="1903714064"/>
         <w:rPr>
           <w:rFonts w:asciiTheme="minorHAnsi" w:hAnsiTheme="minorHAnsi" w:cstheme="minorBidi"/>
           <w:noProof/>
@@ -238,7 +238,7 @@
         <w:rPr>
           <w:noProof/>
         </w:rPr>
-        <w:instrText xml:space="preserve"> PAGEREF _Toc243922830 \h </w:instrText>
+        <w:instrText xml:space="preserve"> PAGEREF _Toc243988411 \h </w:instrText>
       </w:r>
       <w:r>
         <w:rPr>
@@ -270,7 +270,7 @@
         <w:tabs>
           <w:tab w:val="right" w:leader="dot" w:pos="9062"/>
         </w:tabs>
-        <w:divId w:val="1453982801"/>
+        <w:divId w:val="1903714064"/>
         <w:rPr>
           <w:rFonts w:asciiTheme="minorHAnsi" w:hAnsiTheme="minorHAnsi" w:cstheme="minorBidi"/>
           <w:noProof/>
@@ -303,7 +303,7 @@
         <w:rPr>
           <w:noProof/>
         </w:rPr>
-        <w:instrText xml:space="preserve"> PAGEREF _Toc243922831 \h </w:instrText>
+        <w:instrText xml:space="preserve"> PAGEREF _Toc243988412 \h </w:instrText>
       </w:r>
       <w:r>
         <w:rPr>
@@ -335,7 +335,7 @@
         <w:tabs>
           <w:tab w:val="right" w:leader="dot" w:pos="9062"/>
         </w:tabs>
-        <w:divId w:val="1453982801"/>
+        <w:divId w:val="1903714064"/>
         <w:rPr>
           <w:rFonts w:asciiTheme="minorHAnsi" w:hAnsiTheme="minorHAnsi" w:cstheme="minorBidi"/>
           <w:noProof/>
@@ -368,7 +368,7 @@
         <w:rPr>
           <w:noProof/>
         </w:rPr>
-        <w:instrText xml:space="preserve"> PAGEREF _Toc243922832 \h </w:instrText>
+        <w:instrText xml:space="preserve"> PAGEREF _Toc243988413 \h </w:instrText>
       </w:r>
       <w:r>
         <w:rPr>
@@ -400,7 +400,7 @@
         <w:tabs>
           <w:tab w:val="right" w:leader="dot" w:pos="9062"/>
         </w:tabs>
-        <w:divId w:val="1453982801"/>
+        <w:divId w:val="1903714064"/>
         <w:rPr>
           <w:rFonts w:asciiTheme="minorHAnsi" w:hAnsiTheme="minorHAnsi" w:cstheme="minorBidi"/>
           <w:noProof/>
@@ -433,7 +433,7 @@
         <w:rPr>
           <w:noProof/>
         </w:rPr>
-        <w:instrText xml:space="preserve"> PAGEREF _Toc243922833 \h </w:instrText>
+        <w:instrText xml:space="preserve"> PAGEREF _Toc243988414 \h </w:instrText>
       </w:r>
       <w:r>
         <w:rPr>
@@ -465,7 +465,7 @@
         <w:tabs>
           <w:tab w:val="right" w:leader="dot" w:pos="9062"/>
         </w:tabs>
-        <w:divId w:val="1453982801"/>
+        <w:divId w:val="1903714064"/>
         <w:rPr>
           <w:rFonts w:asciiTheme="minorHAnsi" w:hAnsiTheme="minorHAnsi" w:cstheme="minorBidi"/>
           <w:noProof/>
@@ -498,7 +498,7 @@
         <w:rPr>
           <w:noProof/>
         </w:rPr>
-        <w:instrText xml:space="preserve"> PAGEREF _Toc243922834 \h </w:instrText>
+        <w:instrText xml:space="preserve"> PAGEREF _Toc243988415 \h </w:instrText>
       </w:r>
       <w:r>
         <w:rPr>
@@ -530,7 +530,7 @@
         <w:tabs>
           <w:tab w:val="right" w:leader="dot" w:pos="9062"/>
         </w:tabs>
-        <w:divId w:val="1453982801"/>
+        <w:divId w:val="1903714064"/>
         <w:rPr>
           <w:rFonts w:asciiTheme="minorHAnsi" w:hAnsiTheme="minorHAnsi" w:cstheme="minorBidi"/>
           <w:noProof/>
@@ -563,7 +563,7 @@
         <w:rPr>
           <w:noProof/>
         </w:rPr>
-        <w:instrText xml:space="preserve"> PAGEREF _Toc243922835 \h </w:instrText>
+        <w:instrText xml:space="preserve"> PAGEREF _Toc243988416 \h </w:instrText>
       </w:r>
       <w:r>
         <w:rPr>
@@ -595,7 +595,7 @@
         <w:tabs>
           <w:tab w:val="right" w:leader="dot" w:pos="9062"/>
         </w:tabs>
-        <w:divId w:val="1453982801"/>
+        <w:divId w:val="1903714064"/>
         <w:rPr>
           <w:rFonts w:asciiTheme="minorHAnsi" w:hAnsiTheme="minorHAnsi" w:cstheme="minorBidi"/>
           <w:noProof/>
@@ -628,7 +628,7 @@
         <w:rPr>
           <w:noProof/>
         </w:rPr>
-        <w:instrText xml:space="preserve"> PAGEREF _Toc243922836 \h </w:instrText>
+        <w:instrText xml:space="preserve"> PAGEREF _Toc243988417 \h </w:instrText>
       </w:r>
       <w:r>
         <w:rPr>
@@ -660,7 +660,7 @@
         <w:tabs>
           <w:tab w:val="right" w:leader="dot" w:pos="9062"/>
         </w:tabs>
-        <w:divId w:val="1453982801"/>
+        <w:divId w:val="1903714064"/>
         <w:rPr>
           <w:rFonts w:asciiTheme="minorHAnsi" w:hAnsiTheme="minorHAnsi" w:cstheme="minorBidi"/>
           <w:noProof/>
@@ -693,7 +693,7 @@
         <w:rPr>
           <w:noProof/>
         </w:rPr>
-        <w:instrText xml:space="preserve"> PAGEREF _Toc243922837 \h </w:instrText>
+        <w:instrText xml:space="preserve"> PAGEREF _Toc243988418 \h </w:instrText>
       </w:r>
       <w:r>
         <w:rPr>
@@ -725,7 +725,7 @@
         <w:tabs>
           <w:tab w:val="right" w:leader="dot" w:pos="9062"/>
         </w:tabs>
-        <w:divId w:val="1453982801"/>
+        <w:divId w:val="1903714064"/>
         <w:rPr>
           <w:rFonts w:asciiTheme="minorHAnsi" w:hAnsiTheme="minorHAnsi" w:cstheme="minorBidi"/>
           <w:noProof/>
@@ -758,7 +758,7 @@
         <w:rPr>
           <w:noProof/>
         </w:rPr>
-        <w:instrText xml:space="preserve"> PAGEREF _Toc243922838 \h </w:instrText>
+        <w:instrText xml:space="preserve"> PAGEREF _Toc243988419 \h </w:instrText>
       </w:r>
       <w:r>
         <w:rPr>
@@ -790,7 +790,7 @@
         <w:tabs>
           <w:tab w:val="right" w:leader="dot" w:pos="9062"/>
         </w:tabs>
-        <w:divId w:val="1453982801"/>
+        <w:divId w:val="1903714064"/>
         <w:rPr>
           <w:rFonts w:asciiTheme="minorHAnsi" w:hAnsiTheme="minorHAnsi" w:cstheme="minorBidi"/>
           <w:noProof/>
@@ -823,7 +823,7 @@
         <w:rPr>
           <w:noProof/>
         </w:rPr>
-        <w:instrText xml:space="preserve"> PAGEREF _Toc243922839 \h </w:instrText>
+        <w:instrText xml:space="preserve"> PAGEREF _Toc243988420 \h </w:instrText>
       </w:r>
       <w:r>
         <w:rPr>
@@ -855,7 +855,7 @@
         <w:tabs>
           <w:tab w:val="right" w:leader="dot" w:pos="9062"/>
         </w:tabs>
-        <w:divId w:val="1453982801"/>
+        <w:divId w:val="1903714064"/>
         <w:rPr>
           <w:rFonts w:asciiTheme="minorHAnsi" w:hAnsiTheme="minorHAnsi" w:cstheme="minorBidi"/>
           <w:noProof/>
@@ -888,7 +888,7 @@
         <w:rPr>
           <w:noProof/>
         </w:rPr>
-        <w:instrText xml:space="preserve"> PAGEREF _Toc243922840 \h </w:instrText>
+        <w:instrText xml:space="preserve"> PAGEREF _Toc243988421 \h </w:instrText>
       </w:r>
       <w:r>
         <w:rPr>
@@ -920,7 +920,7 @@
         <w:tabs>
           <w:tab w:val="right" w:leader="dot" w:pos="9062"/>
         </w:tabs>
-        <w:divId w:val="1453982801"/>
+        <w:divId w:val="1903714064"/>
         <w:rPr>
           <w:rFonts w:asciiTheme="minorHAnsi" w:hAnsiTheme="minorHAnsi" w:cstheme="minorBidi"/>
           <w:noProof/>
@@ -953,7 +953,7 @@
         <w:rPr>
           <w:noProof/>
         </w:rPr>
-        <w:instrText xml:space="preserve"> PAGEREF _Toc243922841 \h </w:instrText>
+        <w:instrText xml:space="preserve"> PAGEREF _Toc243988422 \h </w:instrText>
       </w:r>
       <w:r>
         <w:rPr>
@@ -985,7 +985,7 @@
         <w:tabs>
           <w:tab w:val="right" w:leader="dot" w:pos="9062"/>
         </w:tabs>
-        <w:divId w:val="1453982801"/>
+        <w:divId w:val="1903714064"/>
         <w:rPr>
           <w:rFonts w:asciiTheme="minorHAnsi" w:hAnsiTheme="minorHAnsi" w:cstheme="minorBidi"/>
           <w:noProof/>
@@ -1018,7 +1018,7 @@
         <w:rPr>
           <w:noProof/>
         </w:rPr>
-        <w:instrText xml:space="preserve"> PAGEREF _Toc243922842 \h </w:instrText>
+        <w:instrText xml:space="preserve"> PAGEREF _Toc243988423 \h </w:instrText>
       </w:r>
       <w:r>
         <w:rPr>
@@ -1050,7 +1050,7 @@
         <w:tabs>
           <w:tab w:val="right" w:leader="dot" w:pos="9062"/>
         </w:tabs>
-        <w:divId w:val="1453982801"/>
+        <w:divId w:val="1903714064"/>
         <w:rPr>
           <w:rFonts w:asciiTheme="minorHAnsi" w:hAnsiTheme="minorHAnsi" w:cstheme="minorBidi"/>
           <w:noProof/>
@@ -1083,7 +1083,7 @@
         <w:rPr>
           <w:noProof/>
         </w:rPr>
-        <w:instrText xml:space="preserve"> PAGEREF _Toc243922843 \h </w:instrText>
+        <w:instrText xml:space="preserve"> PAGEREF _Toc243988424 \h </w:instrText>
       </w:r>
       <w:r>
         <w:rPr>
@@ -1115,7 +1115,7 @@
         <w:tabs>
           <w:tab w:val="right" w:leader="dot" w:pos="9062"/>
         </w:tabs>
-        <w:divId w:val="1453982801"/>
+        <w:divId w:val="1903714064"/>
         <w:rPr>
           <w:rFonts w:asciiTheme="minorHAnsi" w:hAnsiTheme="minorHAnsi" w:cstheme="minorBidi"/>
           <w:noProof/>
@@ -1148,7 +1148,7 @@
         <w:rPr>
           <w:noProof/>
         </w:rPr>
-        <w:instrText xml:space="preserve"> PAGEREF _Toc243922844 \h </w:instrText>
+        <w:instrText xml:space="preserve"> PAGEREF _Toc243988425 \h </w:instrText>
       </w:r>
       <w:r>
         <w:rPr>
@@ -1180,7 +1180,7 @@
         <w:tabs>
           <w:tab w:val="right" w:leader="dot" w:pos="9062"/>
         </w:tabs>
-        <w:divId w:val="1453982801"/>
+        <w:divId w:val="1903714064"/>
         <w:rPr>
           <w:rFonts w:asciiTheme="minorHAnsi" w:hAnsiTheme="minorHAnsi" w:cstheme="minorBidi"/>
           <w:noProof/>
@@ -1213,7 +1213,7 @@
         <w:rPr>
           <w:noProof/>
         </w:rPr>
-        <w:instrText xml:space="preserve"> PAGEREF _Toc243922845 \h </w:instrText>
+        <w:instrText xml:space="preserve"> PAGEREF _Toc243988426 \h </w:instrText>
       </w:r>
       <w:r>
         <w:rPr>
@@ -1245,7 +1245,7 @@
         <w:tabs>
           <w:tab w:val="right" w:leader="dot" w:pos="9062"/>
         </w:tabs>
-        <w:divId w:val="1453982801"/>
+        <w:divId w:val="1903714064"/>
         <w:rPr>
           <w:rFonts w:asciiTheme="minorHAnsi" w:hAnsiTheme="minorHAnsi" w:cstheme="minorBidi"/>
           <w:noProof/>
@@ -1278,7 +1278,7 @@
         <w:rPr>
           <w:noProof/>
         </w:rPr>
-        <w:instrText xml:space="preserve"> PAGEREF _Toc243922846 \h </w:instrText>
+        <w:instrText xml:space="preserve"> PAGEREF _Toc243988427 \h </w:instrText>
       </w:r>
       <w:r>
         <w:rPr>
@@ -1308,7 +1308,7 @@
       <w:pPr>
         <w:pStyle w:val="marker"/>
         <w:ind w:left="800" w:right="800"/>
-        <w:divId w:val="1453982801"/>
+        <w:divId w:val="1903714064"/>
         <w:rPr>
           <w:lang w:val="nl-NL"/>
         </w:rPr>
@@ -1326,13 +1326,13 @@
     <w:p>
       <w:pPr>
         <w:pStyle w:val="Kop1"/>
-        <w:divId w:val="134492582"/>
+        <w:divId w:val="671835007"/>
         <w:rPr>
           <w:rFonts w:eastAsia="Times New Roman"/>
           <w:lang w:val="nl-NL"/>
         </w:rPr>
       </w:pPr>
-      <w:bookmarkStart w:id="1" w:name="_Toc243922830"/>
+      <w:bookmarkStart w:id="1" w:name="_Toc243988411"/>
       <w:r>
         <w:rPr>
           <w:rFonts w:eastAsia="Times New Roman"/>
@@ -1345,13 +1345,13 @@
     <w:p>
       <w:pPr>
         <w:pStyle w:val="Kop3"/>
-        <w:divId w:val="134492582"/>
+        <w:divId w:val="671835007"/>
         <w:rPr>
           <w:rFonts w:eastAsia="Times New Roman"/>
           <w:lang w:val="nl-NL"/>
         </w:rPr>
       </w:pPr>
-      <w:bookmarkStart w:id="2" w:name="_Toc243922831"/>
+      <w:bookmarkStart w:id="2" w:name="_Toc243988412"/>
       <w:r>
         <w:rPr>
           <w:rFonts w:eastAsia="Times New Roman"/>
@@ -1364,7 +1364,7 @@
     <w:p>
       <w:pPr>
         <w:pStyle w:val="lead"/>
-        <w:divId w:val="134492582"/>
+        <w:divId w:val="671835007"/>
         <w:rPr>
           <w:lang w:val="nl-NL"/>
         </w:rPr>
@@ -1392,7 +1392,7 @@
       </w:tblGrid>
       <w:tr>
         <w:trPr>
-          <w:divId w:val="134492582"/>
+          <w:divId w:val="671835007"/>
         </w:trPr>
         <w:tc>
           <w:tcPr>
@@ -1429,7 +1429,7 @@
                 <w:szCs w:val="21"/>
               </w:rPr>
               <w:drawing>
-                <wp:inline distT="0" distB="0" distL="0" distR="0" wp14:anchorId="709E18A6" wp14:editId="25A4A8AD">
+                <wp:inline distT="0" distB="0" distL="0" distR="0" wp14:anchorId="6D316127" wp14:editId="6C4C78FC">
                   <wp:extent cx="5524500" cy="2857500"/>
                   <wp:effectExtent l="0" t="0" r="0" b="0"/>
                   <wp:docPr id="1" name="Afbeelding 1"/>
@@ -1498,7 +1498,7 @@
     </w:tbl>
     <w:p>
       <w:pPr>
-        <w:divId w:val="134492582"/>
+        <w:divId w:val="671835007"/>
         <w:rPr>
           <w:rFonts w:eastAsia="Times New Roman"/>
           <w:vanish/>
@@ -1523,7 +1523,7 @@
       </w:tblGrid>
       <w:tr>
         <w:trPr>
-          <w:divId w:val="134492582"/>
+          <w:divId w:val="671835007"/>
           <w:tblHeader/>
         </w:trPr>
         <w:tc>
@@ -1617,7 +1617,7 @@
       </w:tr>
       <w:tr>
         <w:trPr>
-          <w:divId w:val="134492582"/>
+          <w:divId w:val="671835007"/>
         </w:trPr>
         <w:tc>
           <w:tcPr>
@@ -1696,7 +1696,7 @@
       </w:tr>
       <w:tr>
         <w:trPr>
-          <w:divId w:val="134492582"/>
+          <w:divId w:val="671835007"/>
         </w:trPr>
         <w:tc>
           <w:tcPr>
@@ -1775,7 +1775,7 @@
       </w:tr>
       <w:tr>
         <w:trPr>
-          <w:divId w:val="134492582"/>
+          <w:divId w:val="671835007"/>
         </w:trPr>
         <w:tc>
           <w:tcPr>
@@ -1858,7 +1858,7 @@
       <w:pPr>
         <w:pStyle w:val="marker"/>
         <w:ind w:left="800" w:right="800"/>
-        <w:divId w:val="134492582"/>
+        <w:divId w:val="671835007"/>
         <w:rPr>
           <w:lang w:val="nl-NL"/>
         </w:rPr>
@@ -1870,13 +1870,13 @@
     <w:p>
       <w:pPr>
         <w:pStyle w:val="Kop3"/>
-        <w:divId w:val="134492582"/>
+        <w:divId w:val="671835007"/>
         <w:rPr>
           <w:rFonts w:eastAsia="Times New Roman"/>
           <w:lang w:val="nl-NL"/>
         </w:rPr>
       </w:pPr>
-      <w:bookmarkStart w:id="3" w:name="_Toc243922832"/>
+      <w:bookmarkStart w:id="3" w:name="_Toc243988413"/>
       <w:r>
         <w:rPr>
           <w:rFonts w:eastAsia="Times New Roman"/>
@@ -1889,7 +1889,7 @@
     <w:p>
       <w:pPr>
         <w:pStyle w:val="lead"/>
-        <w:divId w:val="134492582"/>
+        <w:divId w:val="671835007"/>
         <w:rPr>
           <w:lang w:val="nl-NL"/>
         </w:rPr>
@@ -1917,7 +1917,7 @@
       </w:tblGrid>
       <w:tr>
         <w:trPr>
-          <w:divId w:val="134492582"/>
+          <w:divId w:val="671835007"/>
         </w:trPr>
         <w:tc>
           <w:tcPr>
@@ -1954,7 +1954,7 @@
                 <w:szCs w:val="21"/>
               </w:rPr>
               <w:drawing>
-                <wp:inline distT="0" distB="0" distL="0" distR="0" wp14:anchorId="224C2CF0" wp14:editId="736ABC0F">
+                <wp:inline distT="0" distB="0" distL="0" distR="0" wp14:anchorId="4B2F3D3A" wp14:editId="2A2CC4CC">
                   <wp:extent cx="5524500" cy="2857500"/>
                   <wp:effectExtent l="0" t="0" r="0" b="0"/>
                   <wp:docPr id="2" name="Afbeelding 2"/>
@@ -2023,7 +2023,7 @@
     </w:tbl>
     <w:p>
       <w:pPr>
-        <w:divId w:val="134492582"/>
+        <w:divId w:val="671835007"/>
         <w:rPr>
           <w:rFonts w:eastAsia="Times New Roman"/>
           <w:vanish/>
@@ -2048,7 +2048,7 @@
       </w:tblGrid>
       <w:tr>
         <w:trPr>
-          <w:divId w:val="134492582"/>
+          <w:divId w:val="671835007"/>
           <w:tblHeader/>
         </w:trPr>
         <w:tc>
@@ -2142,7 +2142,7 @@
       </w:tr>
       <w:tr>
         <w:trPr>
-          <w:divId w:val="134492582"/>
+          <w:divId w:val="671835007"/>
         </w:trPr>
         <w:tc>
           <w:tcPr>
@@ -2221,7 +2221,7 @@
       </w:tr>
       <w:tr>
         <w:trPr>
-          <w:divId w:val="134492582"/>
+          <w:divId w:val="671835007"/>
         </w:trPr>
         <w:tc>
           <w:tcPr>
@@ -2300,7 +2300,7 @@
       </w:tr>
       <w:tr>
         <w:trPr>
-          <w:divId w:val="134492582"/>
+          <w:divId w:val="671835007"/>
         </w:trPr>
         <w:tc>
           <w:tcPr>
@@ -2382,7 +2382,7 @@
       <w:pPr>
         <w:pStyle w:val="marker"/>
         <w:ind w:left="800" w:right="800"/>
-        <w:divId w:val="134492582"/>
+        <w:divId w:val="671835007"/>
         <w:rPr>
           <w:lang w:val="nl-NL"/>
         </w:rPr>
@@ -2394,13 +2394,13 @@
     <w:p>
       <w:pPr>
         <w:pStyle w:val="Kop3"/>
-        <w:divId w:val="134492582"/>
+        <w:divId w:val="671835007"/>
         <w:rPr>
           <w:rFonts w:eastAsia="Times New Roman"/>
           <w:lang w:val="nl-NL"/>
         </w:rPr>
       </w:pPr>
-      <w:bookmarkStart w:id="4" w:name="_Toc243922833"/>
+      <w:bookmarkStart w:id="4" w:name="_Toc243988414"/>
       <w:r>
         <w:rPr>
           <w:rFonts w:eastAsia="Times New Roman"/>
@@ -2413,7 +2413,7 @@
     <w:p>
       <w:pPr>
         <w:pStyle w:val="lead"/>
-        <w:divId w:val="134492582"/>
+        <w:divId w:val="671835007"/>
         <w:rPr>
           <w:lang w:val="nl-NL"/>
         </w:rPr>
@@ -2441,7 +2441,7 @@
       </w:tblGrid>
       <w:tr>
         <w:trPr>
-          <w:divId w:val="134492582"/>
+          <w:divId w:val="671835007"/>
         </w:trPr>
         <w:tc>
           <w:tcPr>
@@ -2478,7 +2478,7 @@
                 <w:szCs w:val="21"/>
               </w:rPr>
               <w:drawing>
-                <wp:inline distT="0" distB="0" distL="0" distR="0" wp14:anchorId="38905D6C" wp14:editId="02B1E301">
+                <wp:inline distT="0" distB="0" distL="0" distR="0" wp14:anchorId="0E4E7273" wp14:editId="2AB35F02">
                   <wp:extent cx="5524500" cy="2857500"/>
                   <wp:effectExtent l="0" t="0" r="0" b="0"/>
                   <wp:docPr id="3" name="Afbeelding 3"/>
@@ -2547,7 +2547,7 @@
     </w:tbl>
     <w:p>
       <w:pPr>
-        <w:divId w:val="134492582"/>
+        <w:divId w:val="671835007"/>
         <w:rPr>
           <w:rFonts w:eastAsia="Times New Roman"/>
           <w:vanish/>
@@ -2572,7 +2572,7 @@
       </w:tblGrid>
       <w:tr>
         <w:trPr>
-          <w:divId w:val="134492582"/>
+          <w:divId w:val="671835007"/>
           <w:tblHeader/>
         </w:trPr>
         <w:tc>
@@ -2666,7 +2666,7 @@
       </w:tr>
       <w:tr>
         <w:trPr>
-          <w:divId w:val="134492582"/>
+          <w:divId w:val="671835007"/>
         </w:trPr>
         <w:tc>
           <w:tcPr>
@@ -2745,7 +2745,7 @@
       </w:tr>
       <w:tr>
         <w:trPr>
-          <w:divId w:val="134492582"/>
+          <w:divId w:val="671835007"/>
         </w:trPr>
         <w:tc>
           <w:tcPr>
@@ -2824,7 +2824,7 @@
       </w:tr>
       <w:tr>
         <w:trPr>
-          <w:divId w:val="134492582"/>
+          <w:divId w:val="671835007"/>
         </w:trPr>
         <w:tc>
           <w:tcPr>
@@ -2906,7 +2906,7 @@
       <w:pPr>
         <w:pStyle w:val="marker"/>
         <w:ind w:left="800" w:right="800"/>
-        <w:divId w:val="134492582"/>
+        <w:divId w:val="671835007"/>
         <w:rPr>
           <w:lang w:val="nl-NL"/>
         </w:rPr>
@@ -2918,13 +2918,13 @@
     <w:p>
       <w:pPr>
         <w:pStyle w:val="Kop1"/>
-        <w:divId w:val="134492582"/>
+        <w:divId w:val="671835007"/>
         <w:rPr>
           <w:rFonts w:eastAsia="Times New Roman"/>
           <w:lang w:val="nl-NL"/>
         </w:rPr>
       </w:pPr>
-      <w:bookmarkStart w:id="5" w:name="_Toc243922834"/>
+      <w:bookmarkStart w:id="5" w:name="_Toc243988415"/>
       <w:r>
         <w:rPr>
           <w:rFonts w:eastAsia="Times New Roman"/>
@@ -2937,13 +2937,13 @@
     <w:p>
       <w:pPr>
         <w:pStyle w:val="Kop3"/>
-        <w:divId w:val="134492582"/>
+        <w:divId w:val="671835007"/>
         <w:rPr>
           <w:rFonts w:eastAsia="Times New Roman"/>
           <w:lang w:val="nl-NL"/>
         </w:rPr>
       </w:pPr>
-      <w:bookmarkStart w:id="6" w:name="_Toc243922835"/>
+      <w:bookmarkStart w:id="6" w:name="_Toc243988416"/>
       <w:r>
         <w:rPr>
           <w:rFonts w:eastAsia="Times New Roman"/>
@@ -2956,7 +2956,7 @@
     <w:p>
       <w:pPr>
         <w:pStyle w:val="lead"/>
-        <w:divId w:val="134492582"/>
+        <w:divId w:val="671835007"/>
         <w:rPr>
           <w:lang w:val="nl-NL"/>
         </w:rPr>
@@ -2984,7 +2984,7 @@
       </w:tblGrid>
       <w:tr>
         <w:trPr>
-          <w:divId w:val="134492582"/>
+          <w:divId w:val="671835007"/>
         </w:trPr>
         <w:tc>
           <w:tcPr>
@@ -3021,7 +3021,7 @@
                 <w:szCs w:val="21"/>
               </w:rPr>
               <w:drawing>
-                <wp:inline distT="0" distB="0" distL="0" distR="0" wp14:anchorId="25C8AB02" wp14:editId="461CD73F">
+                <wp:inline distT="0" distB="0" distL="0" distR="0" wp14:anchorId="1D67FF4D" wp14:editId="654DC605">
                   <wp:extent cx="5524500" cy="2857500"/>
                   <wp:effectExtent l="0" t="0" r="0" b="0"/>
                   <wp:docPr id="4" name="Afbeelding 4"/>
@@ -3090,7 +3090,7 @@
     </w:tbl>
     <w:p>
       <w:pPr>
-        <w:divId w:val="134492582"/>
+        <w:divId w:val="671835007"/>
         <w:rPr>
           <w:rFonts w:eastAsia="Times New Roman"/>
           <w:vanish/>
@@ -3115,7 +3115,7 @@
       </w:tblGrid>
       <w:tr>
         <w:trPr>
-          <w:divId w:val="134492582"/>
+          <w:divId w:val="671835007"/>
           <w:tblHeader/>
         </w:trPr>
         <w:tc>
@@ -3209,7 +3209,7 @@
       </w:tr>
       <w:tr>
         <w:trPr>
-          <w:divId w:val="134492582"/>
+          <w:divId w:val="671835007"/>
         </w:trPr>
         <w:tc>
           <w:tcPr>
@@ -3288,7 +3288,7 @@
       </w:tr>
       <w:tr>
         <w:trPr>
-          <w:divId w:val="134492582"/>
+          <w:divId w:val="671835007"/>
         </w:trPr>
         <w:tc>
           <w:tcPr>
@@ -3367,7 +3367,7 @@
       </w:tr>
       <w:tr>
         <w:trPr>
-          <w:divId w:val="134492582"/>
+          <w:divId w:val="671835007"/>
         </w:trPr>
         <w:tc>
           <w:tcPr>
@@ -3450,7 +3450,7 @@
       <w:pPr>
         <w:pStyle w:val="marker"/>
         <w:ind w:left="800" w:right="800"/>
-        <w:divId w:val="134492582"/>
+        <w:divId w:val="671835007"/>
         <w:rPr>
           <w:lang w:val="nl-NL"/>
         </w:rPr>
@@ -3462,13 +3462,13 @@
     <w:p>
       <w:pPr>
         <w:pStyle w:val="Kop3"/>
-        <w:divId w:val="134492582"/>
+        <w:divId w:val="671835007"/>
         <w:rPr>
           <w:rFonts w:eastAsia="Times New Roman"/>
           <w:lang w:val="nl-NL"/>
         </w:rPr>
       </w:pPr>
-      <w:bookmarkStart w:id="7" w:name="_Toc243922836"/>
+      <w:bookmarkStart w:id="7" w:name="_Toc243988417"/>
       <w:r>
         <w:rPr>
           <w:rFonts w:eastAsia="Times New Roman"/>
@@ -3481,7 +3481,7 @@
     <w:p>
       <w:pPr>
         <w:pStyle w:val="lead"/>
-        <w:divId w:val="134492582"/>
+        <w:divId w:val="671835007"/>
         <w:rPr>
           <w:lang w:val="nl-NL"/>
         </w:rPr>
@@ -3509,7 +3509,7 @@
       </w:tblGrid>
       <w:tr>
         <w:trPr>
-          <w:divId w:val="134492582"/>
+          <w:divId w:val="671835007"/>
         </w:trPr>
         <w:tc>
           <w:tcPr>
@@ -3546,7 +3546,7 @@
                 <w:szCs w:val="21"/>
               </w:rPr>
               <w:drawing>
-                <wp:inline distT="0" distB="0" distL="0" distR="0" wp14:anchorId="42D45CFA" wp14:editId="42DA7AE8">
+                <wp:inline distT="0" distB="0" distL="0" distR="0" wp14:anchorId="2C6B5BDD" wp14:editId="3E957373">
                   <wp:extent cx="5524500" cy="2857500"/>
                   <wp:effectExtent l="0" t="0" r="0" b="0"/>
                   <wp:docPr id="5" name="Afbeelding 5"/>
@@ -3615,7 +3615,7 @@
     </w:tbl>
     <w:p>
       <w:pPr>
-        <w:divId w:val="134492582"/>
+        <w:divId w:val="671835007"/>
         <w:rPr>
           <w:rFonts w:eastAsia="Times New Roman"/>
           <w:vanish/>
@@ -3640,7 +3640,7 @@
       </w:tblGrid>
       <w:tr>
         <w:trPr>
-          <w:divId w:val="134492582"/>
+          <w:divId w:val="671835007"/>
           <w:tblHeader/>
         </w:trPr>
         <w:tc>
@@ -3734,7 +3734,7 @@
       </w:tr>
       <w:tr>
         <w:trPr>
-          <w:divId w:val="134492582"/>
+          <w:divId w:val="671835007"/>
         </w:trPr>
         <w:tc>
           <w:tcPr>
@@ -3813,7 +3813,7 @@
       </w:tr>
       <w:tr>
         <w:trPr>
-          <w:divId w:val="134492582"/>
+          <w:divId w:val="671835007"/>
         </w:trPr>
         <w:tc>
           <w:tcPr>
@@ -3892,7 +3892,7 @@
       </w:tr>
       <w:tr>
         <w:trPr>
-          <w:divId w:val="134492582"/>
+          <w:divId w:val="671835007"/>
         </w:trPr>
         <w:tc>
           <w:tcPr>
@@ -3974,7 +3974,7 @@
       <w:pPr>
         <w:pStyle w:val="marker"/>
         <w:ind w:left="800" w:right="800"/>
-        <w:divId w:val="134492582"/>
+        <w:divId w:val="671835007"/>
         <w:rPr>
           <w:lang w:val="nl-NL"/>
         </w:rPr>
@@ -3986,13 +3986,13 @@
     <w:p>
       <w:pPr>
         <w:pStyle w:val="Kop3"/>
-        <w:divId w:val="134492582"/>
+        <w:divId w:val="671835007"/>
         <w:rPr>
           <w:rFonts w:eastAsia="Times New Roman"/>
           <w:lang w:val="nl-NL"/>
         </w:rPr>
       </w:pPr>
-      <w:bookmarkStart w:id="8" w:name="_Toc243922837"/>
+      <w:bookmarkStart w:id="8" w:name="_Toc243988418"/>
       <w:r>
         <w:rPr>
           <w:rFonts w:eastAsia="Times New Roman"/>
@@ -4005,7 +4005,7 @@
     <w:p>
       <w:pPr>
         <w:pStyle w:val="lead"/>
-        <w:divId w:val="134492582"/>
+        <w:divId w:val="671835007"/>
         <w:rPr>
           <w:lang w:val="nl-NL"/>
         </w:rPr>
@@ -4033,7 +4033,7 @@
       </w:tblGrid>
       <w:tr>
         <w:trPr>
-          <w:divId w:val="134492582"/>
+          <w:divId w:val="671835007"/>
         </w:trPr>
         <w:tc>
           <w:tcPr>
@@ -4070,7 +4070,7 @@
                 <w:szCs w:val="21"/>
               </w:rPr>
               <w:drawing>
-                <wp:inline distT="0" distB="0" distL="0" distR="0" wp14:anchorId="5809BBAC" wp14:editId="0DAF86DD">
+                <wp:inline distT="0" distB="0" distL="0" distR="0" wp14:anchorId="517C116C" wp14:editId="3EAAD570">
                   <wp:extent cx="5524500" cy="2857500"/>
                   <wp:effectExtent l="0" t="0" r="0" b="0"/>
                   <wp:docPr id="6" name="Afbeelding 6"/>
@@ -4142,7 +4142,7 @@
     </w:tbl>
     <w:p>
       <w:pPr>
-        <w:divId w:val="134492582"/>
+        <w:divId w:val="671835007"/>
         <w:rPr>
           <w:rFonts w:eastAsia="Times New Roman"/>
           <w:vanish/>
@@ -4167,7 +4167,7 @@
       </w:tblGrid>
       <w:tr>
         <w:trPr>
-          <w:divId w:val="134492582"/>
+          <w:divId w:val="671835007"/>
           <w:tblHeader/>
         </w:trPr>
         <w:tc>
@@ -4261,7 +4261,7 @@
       </w:tr>
       <w:tr>
         <w:trPr>
-          <w:divId w:val="134492582"/>
+          <w:divId w:val="671835007"/>
         </w:trPr>
         <w:tc>
           <w:tcPr>
@@ -4340,7 +4340,7 @@
       </w:tr>
       <w:tr>
         <w:trPr>
-          <w:divId w:val="134492582"/>
+          <w:divId w:val="671835007"/>
         </w:trPr>
         <w:tc>
           <w:tcPr>
@@ -4419,7 +4419,7 @@
       </w:tr>
       <w:tr>
         <w:trPr>
-          <w:divId w:val="134492582"/>
+          <w:divId w:val="671835007"/>
         </w:trPr>
         <w:tc>
           <w:tcPr>
@@ -4454,7 +4454,6 @@
                 <w:sz w:val="21"/>
                 <w:szCs w:val="21"/>
               </w:rPr>
-              <w:lastRenderedPageBreak/>
               <w:t>Uw betalingsregeling is goedgekeurd onder voorwaarde van intrekking van alle kredietfaciliteiten.</w:t>
             </w:r>
           </w:p>
@@ -4502,7 +4501,7 @@
       <w:pPr>
         <w:pStyle w:val="marker"/>
         <w:ind w:left="800" w:right="800"/>
-        <w:divId w:val="134492582"/>
+        <w:divId w:val="671835007"/>
         <w:rPr>
           <w:lang w:val="nl-NL"/>
         </w:rPr>
@@ -4514,13 +4513,13 @@
     <w:p>
       <w:pPr>
         <w:pStyle w:val="Kop1"/>
-        <w:divId w:val="134492582"/>
+        <w:divId w:val="671835007"/>
         <w:rPr>
           <w:rFonts w:eastAsia="Times New Roman"/>
           <w:lang w:val="nl-NL"/>
         </w:rPr>
       </w:pPr>
-      <w:bookmarkStart w:id="9" w:name="_Toc243922838"/>
+      <w:bookmarkStart w:id="9" w:name="_Toc243988419"/>
       <w:r>
         <w:rPr>
           <w:rFonts w:eastAsia="Times New Roman"/>
@@ -4533,13 +4532,13 @@
     <w:p>
       <w:pPr>
         <w:pStyle w:val="Kop3"/>
-        <w:divId w:val="134492582"/>
+        <w:divId w:val="671835007"/>
         <w:rPr>
           <w:rFonts w:eastAsia="Times New Roman"/>
           <w:lang w:val="nl-NL"/>
         </w:rPr>
       </w:pPr>
-      <w:bookmarkStart w:id="10" w:name="_Toc243922839"/>
+      <w:bookmarkStart w:id="10" w:name="_Toc243988420"/>
       <w:r>
         <w:rPr>
           <w:rFonts w:eastAsia="Times New Roman"/>
@@ -4552,7 +4551,7 @@
     <w:p>
       <w:pPr>
         <w:pStyle w:val="lead"/>
-        <w:divId w:val="134492582"/>
+        <w:divId w:val="671835007"/>
         <w:rPr>
           <w:lang w:val="nl-NL"/>
         </w:rPr>
@@ -4580,7 +4579,7 @@
       </w:tblGrid>
       <w:tr>
         <w:trPr>
-          <w:divId w:val="134492582"/>
+          <w:divId w:val="671835007"/>
         </w:trPr>
         <w:tc>
           <w:tcPr>
@@ -4617,7 +4616,7 @@
                 <w:szCs w:val="21"/>
               </w:rPr>
               <w:drawing>
-                <wp:inline distT="0" distB="0" distL="0" distR="0" wp14:anchorId="06694247" wp14:editId="5700AE51">
+                <wp:inline distT="0" distB="0" distL="0" distR="0" wp14:anchorId="06C2BEC0" wp14:editId="6CE7D034">
                   <wp:extent cx="5524500" cy="2857500"/>
                   <wp:effectExtent l="0" t="0" r="0" b="0"/>
                   <wp:docPr id="7" name="Afbeelding 7"/>
@@ -4686,7 +4685,7 @@
     </w:tbl>
     <w:p>
       <w:pPr>
-        <w:divId w:val="134492582"/>
+        <w:divId w:val="671835007"/>
         <w:rPr>
           <w:rFonts w:eastAsia="Times New Roman"/>
           <w:vanish/>
@@ -4711,7 +4710,7 @@
       </w:tblGrid>
       <w:tr>
         <w:trPr>
-          <w:divId w:val="134492582"/>
+          <w:divId w:val="671835007"/>
           <w:tblHeader/>
         </w:trPr>
         <w:tc>
@@ -4805,7 +4804,7 @@
       </w:tr>
       <w:tr>
         <w:trPr>
-          <w:divId w:val="134492582"/>
+          <w:divId w:val="671835007"/>
         </w:trPr>
         <w:tc>
           <w:tcPr>
@@ -4884,7 +4883,7 @@
       </w:tr>
       <w:tr>
         <w:trPr>
-          <w:divId w:val="134492582"/>
+          <w:divId w:val="671835007"/>
         </w:trPr>
         <w:tc>
           <w:tcPr>
@@ -4963,7 +4962,7 @@
       </w:tr>
       <w:tr>
         <w:trPr>
-          <w:divId w:val="134492582"/>
+          <w:divId w:val="671835007"/>
         </w:trPr>
         <w:tc>
           <w:tcPr>
@@ -5045,7 +5044,7 @@
       <w:pPr>
         <w:pStyle w:val="marker"/>
         <w:ind w:left="800" w:right="800"/>
-        <w:divId w:val="134492582"/>
+        <w:divId w:val="671835007"/>
         <w:rPr>
           <w:lang w:val="nl-NL"/>
         </w:rPr>
@@ -5057,13 +5056,13 @@
     <w:p>
       <w:pPr>
         <w:pStyle w:val="Kop3"/>
-        <w:divId w:val="134492582"/>
+        <w:divId w:val="671835007"/>
         <w:rPr>
           <w:rFonts w:eastAsia="Times New Roman"/>
           <w:lang w:val="nl-NL"/>
         </w:rPr>
       </w:pPr>
-      <w:bookmarkStart w:id="11" w:name="_Toc243922840"/>
+      <w:bookmarkStart w:id="11" w:name="_Toc243988421"/>
       <w:r>
         <w:rPr>
           <w:rFonts w:eastAsia="Times New Roman"/>
@@ -5076,7 +5075,7 @@
     <w:p>
       <w:pPr>
         <w:pStyle w:val="lead"/>
-        <w:divId w:val="134492582"/>
+        <w:divId w:val="671835007"/>
         <w:rPr>
           <w:lang w:val="nl-NL"/>
         </w:rPr>
@@ -5104,7 +5103,7 @@
       </w:tblGrid>
       <w:tr>
         <w:trPr>
-          <w:divId w:val="134492582"/>
+          <w:divId w:val="671835007"/>
         </w:trPr>
         <w:tc>
           <w:tcPr>
@@ -5141,7 +5140,7 @@
                 <w:szCs w:val="21"/>
               </w:rPr>
               <w:drawing>
-                <wp:inline distT="0" distB="0" distL="0" distR="0" wp14:anchorId="66C64B22" wp14:editId="0E6A549E">
+                <wp:inline distT="0" distB="0" distL="0" distR="0" wp14:anchorId="7746F161" wp14:editId="195EDE54">
                   <wp:extent cx="5524500" cy="2857500"/>
                   <wp:effectExtent l="0" t="0" r="0" b="0"/>
                   <wp:docPr id="8" name="Afbeelding 8"/>
@@ -5210,7 +5209,7 @@
     </w:tbl>
     <w:p>
       <w:pPr>
-        <w:divId w:val="134492582"/>
+        <w:divId w:val="671835007"/>
         <w:rPr>
           <w:rFonts w:eastAsia="Times New Roman"/>
           <w:vanish/>
@@ -5235,7 +5234,7 @@
       </w:tblGrid>
       <w:tr>
         <w:trPr>
-          <w:divId w:val="134492582"/>
+          <w:divId w:val="671835007"/>
           <w:tblHeader/>
         </w:trPr>
         <w:tc>
@@ -5329,7 +5328,7 @@
       </w:tr>
       <w:tr>
         <w:trPr>
-          <w:divId w:val="134492582"/>
+          <w:divId w:val="671835007"/>
         </w:trPr>
         <w:tc>
           <w:tcPr>
@@ -5408,7 +5407,7 @@
       </w:tr>
       <w:tr>
         <w:trPr>
-          <w:divId w:val="134492582"/>
+          <w:divId w:val="671835007"/>
         </w:trPr>
         <w:tc>
           <w:tcPr>
@@ -5487,7 +5486,7 @@
       </w:tr>
       <w:tr>
         <w:trPr>
-          <w:divId w:val="134492582"/>
+          <w:divId w:val="671835007"/>
         </w:trPr>
         <w:tc>
           <w:tcPr>
@@ -5569,7 +5568,7 @@
       <w:pPr>
         <w:pStyle w:val="marker"/>
         <w:ind w:left="800" w:right="800"/>
-        <w:divId w:val="134492582"/>
+        <w:divId w:val="671835007"/>
         <w:rPr>
           <w:lang w:val="nl-NL"/>
         </w:rPr>
@@ -5581,13 +5580,13 @@
     <w:p>
       <w:pPr>
         <w:pStyle w:val="Kop1"/>
-        <w:divId w:val="134492582"/>
+        <w:divId w:val="671835007"/>
         <w:rPr>
           <w:rFonts w:eastAsia="Times New Roman"/>
           <w:lang w:val="nl-NL"/>
         </w:rPr>
       </w:pPr>
-      <w:bookmarkStart w:id="12" w:name="_Toc243922841"/>
+      <w:bookmarkStart w:id="12" w:name="_Toc243988422"/>
       <w:r>
         <w:rPr>
           <w:rFonts w:eastAsia="Times New Roman"/>
@@ -5600,13 +5599,13 @@
     <w:p>
       <w:pPr>
         <w:pStyle w:val="Kop3"/>
-        <w:divId w:val="134492582"/>
+        <w:divId w:val="671835007"/>
         <w:rPr>
           <w:rFonts w:eastAsia="Times New Roman"/>
           <w:lang w:val="nl-NL"/>
         </w:rPr>
       </w:pPr>
-      <w:bookmarkStart w:id="13" w:name="_Toc243922842"/>
+      <w:bookmarkStart w:id="13" w:name="_Toc243988423"/>
       <w:r>
         <w:rPr>
           <w:rFonts w:eastAsia="Times New Roman"/>
@@ -5619,7 +5618,7 @@
     <w:p>
       <w:pPr>
         <w:pStyle w:val="lead"/>
-        <w:divId w:val="134492582"/>
+        <w:divId w:val="671835007"/>
         <w:rPr>
           <w:lang w:val="nl-NL"/>
         </w:rPr>
@@ -5647,7 +5646,7 @@
       </w:tblGrid>
       <w:tr>
         <w:trPr>
-          <w:divId w:val="134492582"/>
+          <w:divId w:val="671835007"/>
         </w:trPr>
         <w:tc>
           <w:tcPr>
@@ -5684,7 +5683,7 @@
                 <w:szCs w:val="21"/>
               </w:rPr>
               <w:drawing>
-                <wp:inline distT="0" distB="0" distL="0" distR="0" wp14:anchorId="279D6A94" wp14:editId="0C4BB337">
+                <wp:inline distT="0" distB="0" distL="0" distR="0" wp14:anchorId="5E1AD58F" wp14:editId="0425516E">
                   <wp:extent cx="5524500" cy="2857500"/>
                   <wp:effectExtent l="0" t="0" r="0" b="0"/>
                   <wp:docPr id="9" name="Afbeelding 9"/>
@@ -5753,7 +5752,7 @@
     </w:tbl>
     <w:p>
       <w:pPr>
-        <w:divId w:val="134492582"/>
+        <w:divId w:val="671835007"/>
         <w:rPr>
           <w:rFonts w:eastAsia="Times New Roman"/>
           <w:vanish/>
@@ -5778,7 +5777,7 @@
       </w:tblGrid>
       <w:tr>
         <w:trPr>
-          <w:divId w:val="134492582"/>
+          <w:divId w:val="671835007"/>
           <w:tblHeader/>
         </w:trPr>
         <w:tc>
@@ -5872,7 +5871,7 @@
       </w:tr>
       <w:tr>
         <w:trPr>
-          <w:divId w:val="134492582"/>
+          <w:divId w:val="671835007"/>
         </w:trPr>
         <w:tc>
           <w:tcPr>
@@ -5951,7 +5950,7 @@
       </w:tr>
       <w:tr>
         <w:trPr>
-          <w:divId w:val="134492582"/>
+          <w:divId w:val="671835007"/>
         </w:trPr>
         <w:tc>
           <w:tcPr>
@@ -6030,7 +6029,7 @@
       </w:tr>
       <w:tr>
         <w:trPr>
-          <w:divId w:val="134492582"/>
+          <w:divId w:val="671835007"/>
         </w:trPr>
         <w:tc>
           <w:tcPr>
@@ -6112,7 +6111,7 @@
       <w:pPr>
         <w:pStyle w:val="marker"/>
         <w:ind w:left="800" w:right="800"/>
-        <w:divId w:val="134492582"/>
+        <w:divId w:val="671835007"/>
         <w:rPr>
           <w:lang w:val="nl-NL"/>
         </w:rPr>
@@ -6124,13 +6123,13 @@
     <w:p>
       <w:pPr>
         <w:pStyle w:val="Kop1"/>
-        <w:divId w:val="134492582"/>
+        <w:divId w:val="671835007"/>
         <w:rPr>
           <w:rFonts w:eastAsia="Times New Roman"/>
           <w:lang w:val="nl-NL"/>
         </w:rPr>
       </w:pPr>
-      <w:bookmarkStart w:id="14" w:name="_Toc243922843"/>
+      <w:bookmarkStart w:id="14" w:name="_Toc243988424"/>
       <w:r>
         <w:rPr>
           <w:rFonts w:eastAsia="Times New Roman"/>
@@ -6143,13 +6142,13 @@
     <w:p>
       <w:pPr>
         <w:pStyle w:val="Kop3"/>
-        <w:divId w:val="134492582"/>
+        <w:divId w:val="671835007"/>
         <w:rPr>
           <w:rFonts w:eastAsia="Times New Roman"/>
           <w:lang w:val="nl-NL"/>
         </w:rPr>
       </w:pPr>
-      <w:bookmarkStart w:id="15" w:name="_Toc243922844"/>
+      <w:bookmarkStart w:id="15" w:name="_Toc243988425"/>
       <w:r>
         <w:rPr>
           <w:rFonts w:eastAsia="Times New Roman"/>
@@ -6162,7 +6161,7 @@
     <w:p>
       <w:pPr>
         <w:pStyle w:val="lead"/>
-        <w:divId w:val="134492582"/>
+        <w:divId w:val="671835007"/>
         <w:rPr>
           <w:lang w:val="nl-NL"/>
         </w:rPr>
@@ -6190,7 +6189,7 @@
       </w:tblGrid>
       <w:tr>
         <w:trPr>
-          <w:divId w:val="134492582"/>
+          <w:divId w:val="671835007"/>
         </w:trPr>
         <w:tc>
           <w:tcPr>
@@ -6227,7 +6226,7 @@
                 <w:szCs w:val="21"/>
               </w:rPr>
               <w:drawing>
-                <wp:inline distT="0" distB="0" distL="0" distR="0" wp14:anchorId="0C9D4C37" wp14:editId="76D2F17D">
+                <wp:inline distT="0" distB="0" distL="0" distR="0" wp14:anchorId="2AEE19E2" wp14:editId="00CC10E2">
                   <wp:extent cx="5524500" cy="2857500"/>
                   <wp:effectExtent l="0" t="0" r="0" b="0"/>
                   <wp:docPr id="10" name="Afbeelding 10"/>
@@ -6296,7 +6295,7 @@
     </w:tbl>
     <w:p>
       <w:pPr>
-        <w:divId w:val="134492582"/>
+        <w:divId w:val="671835007"/>
         <w:rPr>
           <w:rFonts w:eastAsia="Times New Roman"/>
           <w:vanish/>
@@ -6321,7 +6320,7 @@
       </w:tblGrid>
       <w:tr>
         <w:trPr>
-          <w:divId w:val="134492582"/>
+          <w:divId w:val="671835007"/>
           <w:tblHeader/>
         </w:trPr>
         <w:tc>
@@ -6415,7 +6414,7 @@
       </w:tr>
       <w:tr>
         <w:trPr>
-          <w:divId w:val="134492582"/>
+          <w:divId w:val="671835007"/>
         </w:trPr>
         <w:tc>
           <w:tcPr>
@@ -6494,7 +6493,7 @@
       </w:tr>
       <w:tr>
         <w:trPr>
-          <w:divId w:val="134492582"/>
+          <w:divId w:val="671835007"/>
         </w:trPr>
         <w:tc>
           <w:tcPr>
@@ -6573,7 +6572,7 @@
       </w:tr>
       <w:tr>
         <w:trPr>
-          <w:divId w:val="134492582"/>
+          <w:divId w:val="671835007"/>
         </w:trPr>
         <w:tc>
           <w:tcPr>
@@ -6655,7 +6654,7 @@
       <w:pPr>
         <w:pStyle w:val="marker"/>
         <w:ind w:left="800" w:right="800"/>
-        <w:divId w:val="134492582"/>
+        <w:divId w:val="671835007"/>
         <w:rPr>
           <w:lang w:val="nl-NL"/>
         </w:rPr>
@@ -6667,13 +6666,13 @@
     <w:p>
       <w:pPr>
         <w:pStyle w:val="Kop3"/>
-        <w:divId w:val="134492582"/>
+        <w:divId w:val="671835007"/>
         <w:rPr>
           <w:rFonts w:eastAsia="Times New Roman"/>
           <w:lang w:val="nl-NL"/>
         </w:rPr>
       </w:pPr>
-      <w:bookmarkStart w:id="16" w:name="_Toc243922845"/>
+      <w:bookmarkStart w:id="16" w:name="_Toc243988426"/>
       <w:r>
         <w:rPr>
           <w:rFonts w:eastAsia="Times New Roman"/>
@@ -6686,7 +6685,7 @@
     <w:p>
       <w:pPr>
         <w:pStyle w:val="lead"/>
-        <w:divId w:val="134492582"/>
+        <w:divId w:val="671835007"/>
         <w:rPr>
           <w:lang w:val="nl-NL"/>
         </w:rPr>
@@ -6714,7 +6713,7 @@
       </w:tblGrid>
       <w:tr>
         <w:trPr>
-          <w:divId w:val="134492582"/>
+          <w:divId w:val="671835007"/>
         </w:trPr>
         <w:tc>
           <w:tcPr>
@@ -6751,7 +6750,7 @@
                 <w:szCs w:val="21"/>
               </w:rPr>
               <w:drawing>
-                <wp:inline distT="0" distB="0" distL="0" distR="0" wp14:anchorId="4B3086C3" wp14:editId="3C319C3F">
+                <wp:inline distT="0" distB="0" distL="0" distR="0" wp14:anchorId="0CF3DFA9" wp14:editId="6ECF0394">
                   <wp:extent cx="5524500" cy="2857500"/>
                   <wp:effectExtent l="0" t="0" r="0" b="0"/>
                   <wp:docPr id="11" name="Afbeelding 11"/>
@@ -6820,7 +6819,7 @@
     </w:tbl>
     <w:p>
       <w:pPr>
-        <w:divId w:val="134492582"/>
+        <w:divId w:val="671835007"/>
         <w:rPr>
           <w:rFonts w:eastAsia="Times New Roman"/>
           <w:vanish/>
@@ -6845,7 +6844,7 @@
       </w:tblGrid>
       <w:tr>
         <w:trPr>
-          <w:divId w:val="134492582"/>
+          <w:divId w:val="671835007"/>
           <w:tblHeader/>
         </w:trPr>
         <w:tc>
@@ -6939,7 +6938,7 @@
       </w:tr>
       <w:tr>
         <w:trPr>
-          <w:divId w:val="134492582"/>
+          <w:divId w:val="671835007"/>
         </w:trPr>
         <w:tc>
           <w:tcPr>
@@ -7018,7 +7017,7 @@
       </w:tr>
       <w:tr>
         <w:trPr>
-          <w:divId w:val="134492582"/>
+          <w:divId w:val="671835007"/>
         </w:trPr>
         <w:tc>
           <w:tcPr>
@@ -7097,7 +7096,7 @@
       </w:tr>
       <w:tr>
         <w:trPr>
-          <w:divId w:val="134492582"/>
+          <w:divId w:val="671835007"/>
         </w:trPr>
         <w:tc>
           <w:tcPr>
@@ -7179,7 +7178,7 @@
       <w:pPr>
         <w:pStyle w:val="marker"/>
         <w:ind w:left="800" w:right="800"/>
-        <w:divId w:val="134492582"/>
+        <w:divId w:val="671835007"/>
         <w:rPr>
           <w:lang w:val="nl-NL"/>
         </w:rPr>
@@ -7191,13 +7190,13 @@
     <w:p>
       <w:pPr>
         <w:pStyle w:val="Kop3"/>
-        <w:divId w:val="134492582"/>
+        <w:divId w:val="671835007"/>
         <w:rPr>
           <w:rFonts w:eastAsia="Times New Roman"/>
           <w:lang w:val="nl-NL"/>
         </w:rPr>
       </w:pPr>
-      <w:bookmarkStart w:id="17" w:name="_Toc243922846"/>
+      <w:bookmarkStart w:id="17" w:name="_Toc243988427"/>
       <w:r>
         <w:rPr>
           <w:rFonts w:eastAsia="Times New Roman"/>
@@ -7210,7 +7209,7 @@
     <w:p>
       <w:pPr>
         <w:pStyle w:val="lead"/>
-        <w:divId w:val="134492582"/>
+        <w:divId w:val="671835007"/>
         <w:rPr>
           <w:lang w:val="nl-NL"/>
         </w:rPr>
@@ -7238,7 +7237,7 @@
       </w:tblGrid>
       <w:tr>
         <w:trPr>
-          <w:divId w:val="134492582"/>
+          <w:divId w:val="671835007"/>
         </w:trPr>
         <w:tc>
           <w:tcPr>
@@ -7275,7 +7274,7 @@
                 <w:szCs w:val="21"/>
               </w:rPr>
               <w:drawing>
-                <wp:inline distT="0" distB="0" distL="0" distR="0" wp14:anchorId="0C457A5B" wp14:editId="1EF17977">
+                <wp:inline distT="0" distB="0" distL="0" distR="0" wp14:anchorId="34C60445" wp14:editId="5A7A5A84">
                   <wp:extent cx="5524500" cy="2857500"/>
                   <wp:effectExtent l="0" t="0" r="0" b="0"/>
                   <wp:docPr id="12" name="Afbeelding 12"/>
@@ -7344,7 +7343,7 @@
     </w:tbl>
     <w:p>
       <w:pPr>
-        <w:divId w:val="134492582"/>
+        <w:divId w:val="671835007"/>
         <w:rPr>
           <w:rFonts w:eastAsia="Times New Roman"/>
           <w:vanish/>
@@ -7369,7 +7368,7 @@
       </w:tblGrid>
       <w:tr>
         <w:trPr>
-          <w:divId w:val="134492582"/>
+          <w:divId w:val="671835007"/>
           <w:tblHeader/>
         </w:trPr>
         <w:tc>
@@ -7463,7 +7462,7 @@
       </w:tr>
       <w:tr>
         <w:trPr>
-          <w:divId w:val="134492582"/>
+          <w:divId w:val="671835007"/>
         </w:trPr>
         <w:tc>
           <w:tcPr>
@@ -7542,7 +7541,7 @@
       </w:tr>
       <w:tr>
         <w:trPr>
-          <w:divId w:val="134492582"/>
+          <w:divId w:val="671835007"/>
         </w:trPr>
         <w:tc>
           <w:tcPr>
@@ -7621,7 +7620,7 @@
       </w:tr>
       <w:tr>
         <w:trPr>
-          <w:divId w:val="134492582"/>
+          <w:divId w:val="671835007"/>
         </w:trPr>
         <w:tc>
           <w:tcPr>
@@ -7701,7 +7700,7 @@
     </w:tbl>
     <w:p>
       <w:pPr>
-        <w:divId w:val="134492582"/>
+        <w:divId w:val="671835007"/>
         <w:rPr>
           <w:rFonts w:eastAsia="Times New Roman"/>
         </w:rPr>
@@ -7942,7 +7941,7 @@
         <w:sz w:val="18"/>
       </w:rPr>
       <w:tab/>
-      <w:t>Laatst gewijzigd: 26 oktober 2026, 15:36</w:t>
+      <w:t>Laatst gewijzigd: 27 oktober 2026, 09:49</w:t>
     </w:r>
   </w:p>
 </w:hdr>
@@ -9409,7 +9408,7 @@
     <w:link w:val="KoptekstChar"/>
     <w:uiPriority w:val="99"/>
     <w:unhideWhenUsed/>
-    <w:rsid w:val="000E116C"/>
+    <w:rsid w:val="00AB2038"/>
     <w:pPr>
       <w:tabs>
         <w:tab w:val="center" w:pos="4536"/>
@@ -9422,7 +9421,7 @@
     <w:basedOn w:val="Standaardalinea-lettertype"/>
     <w:link w:val="Koptekst"/>
     <w:uiPriority w:val="99"/>
-    <w:rsid w:val="000E116C"/>
+    <w:rsid w:val="00AB2038"/>
     <w:rPr>
       <w:rFonts w:eastAsiaTheme="minorEastAsia"/>
       <w:sz w:val="24"/>
@@ -9435,7 +9434,7 @@
     <w:link w:val="VoettekstChar"/>
     <w:uiPriority w:val="99"/>
     <w:unhideWhenUsed/>
-    <w:rsid w:val="000E116C"/>
+    <w:rsid w:val="00AB2038"/>
     <w:pPr>
       <w:tabs>
         <w:tab w:val="center" w:pos="4536"/>
@@ -9448,7 +9447,7 @@
     <w:basedOn w:val="Standaardalinea-lettertype"/>
     <w:link w:val="Voettekst"/>
     <w:uiPriority w:val="99"/>
-    <w:rsid w:val="000E116C"/>
+    <w:rsid w:val="00AB2038"/>
     <w:rPr>
       <w:rFonts w:eastAsiaTheme="minorEastAsia"/>
       <w:sz w:val="24"/>
@@ -9462,7 +9461,7 @@
     <w:autoRedefine/>
     <w:uiPriority w:val="39"/>
     <w:unhideWhenUsed/>
-    <w:rsid w:val="000E116C"/>
+    <w:rsid w:val="00AB2038"/>
     <w:pPr>
       <w:spacing w:after="30"/>
     </w:pPr>
@@ -9477,7 +9476,7 @@
     <w:autoRedefine/>
     <w:uiPriority w:val="39"/>
     <w:unhideWhenUsed/>
-    <w:rsid w:val="000E116C"/>
+    <w:rsid w:val="00AB2038"/>
     <w:pPr>
       <w:spacing w:after="30"/>
       <w:ind w:left="220"/>
@@ -9493,7 +9492,7 @@
     <w:autoRedefine/>
     <w:uiPriority w:val="39"/>
     <w:unhideWhenUsed/>
-    <w:rsid w:val="000E116C"/>
+    <w:rsid w:val="00AB2038"/>
     <w:pPr>
       <w:spacing w:after="30"/>
       <w:ind w:left="440"/>
